--- a/tables/cow_paradise/cow_ID_posititions_sum_unfilt.docx
+++ b/tables/cow_paradise/cow_ID_posititions_sum_unfilt.docx
@@ -2434,7 +2434,7 @@
                 <w:szCs w:val="22"/>
                 <w:color w:val="000000"/>
               </w:rPr>
-              <w:t xml:space="preserve">57,543</w:t>
+              <w:t xml:space="preserve">48,287</w:t>
             </w:r>
           </w:p>
         </w:tc>
@@ -2872,7 +2872,7 @@
                 <w:szCs w:val="22"/>
                 <w:color w:val="000000"/>
               </w:rPr>
-              <w:t xml:space="preserve">52,232</w:t>
+              <w:t xml:space="preserve">48,438</w:t>
             </w:r>
           </w:p>
         </w:tc>
@@ -2980,7 +2980,7 @@
                 <w:szCs w:val="22"/>
                 <w:color w:val="000000"/>
               </w:rPr>
-              <w:t xml:space="preserve">30.6</w:t>
+              <w:t xml:space="preserve">31.0</w:t>
             </w:r>
           </w:p>
         </w:tc>
@@ -5500,7 +5500,7 @@
                 <w:szCs w:val="22"/>
                 <w:color w:val="000000"/>
               </w:rPr>
-              <w:t xml:space="preserve">48,438</w:t>
+              <w:t xml:space="preserve">52,232</w:t>
             </w:r>
           </w:p>
         </w:tc>
@@ -5608,7 +5608,7 @@
                 <w:szCs w:val="22"/>
                 <w:color w:val="000000"/>
               </w:rPr>
-              <w:t xml:space="preserve">31.0</w:t>
+              <w:t xml:space="preserve">30.6</w:t>
             </w:r>
           </w:p>
         </w:tc>
@@ -7690,7 +7690,7 @@
                 <w:szCs w:val="22"/>
                 <w:color w:val="000000"/>
               </w:rPr>
-              <w:t xml:space="preserve">48,287</w:t>
+              <w:t xml:space="preserve">57,543</w:t>
             </w:r>
           </w:p>
         </w:tc>
